--- a/docs/feature-breakdown.docx
+++ b/docs/feature-breakdown.docx
@@ -434,7 +434,7 @@
                 <w:bCs w:val="false"/>
                 <w:color w:val="000000"/>
               </w:rPr>
-              <w:t xml:space="preserve">B. Aggregation &amp; data</w:t>
+              <w:t xml:space="preserve">B. Accounts &amp; data</w:t>
             </w:r>
           </w:p>
         </w:tc>
@@ -462,7 +462,7 @@
                 <w:bCs w:val="false"/>
                 <w:color w:val="000000"/>
               </w:rPr>
-              <w:t xml:space="preserve">Live balances, transactions, enrichment</w:t>
+              <w:t xml:space="preserve">Document upload + manual entry (Plaid aggregation in P2)</w:t>
             </w:r>
           </w:p>
         </w:tc>
@@ -490,7 +490,7 @@
                 <w:bCs w:val="false"/>
                 <w:color w:val="000000"/>
               </w:rPr>
-              <w:t xml:space="preserve">1</w:t>
+              <w:t xml:space="preserve">1-2</w:t>
             </w:r>
           </w:p>
         </w:tc>
@@ -1849,7 +1849,7 @@
         <w:pStyle w:val="Heading2"/>
       </w:pPr>
       <w:r>
-        <w:t xml:space="preserve">B. Aggregation &amp; Data</w:t>
+        <w:t xml:space="preserve">B. Accounts &amp; Data</w:t>
       </w:r>
     </w:p>
     <w:p>
@@ -1857,7 +1857,7 @@
         <w:spacing w:after="160"/>
       </w:pPr>
       <w:r>
-        <w:t xml:space="preserve">The pipe that feeds every other feature. Data quality here directly limits insight quality later.</w:t>
+        <w:t xml:space="preserve">How money data enters the product. Phase 1 uses document upload + manual entry (limited-user test); live aggregation arrives in Phase 2.</w:t>
       </w:r>
     </w:p>
     <w:tbl>
@@ -1991,7 +1991,7 @@
                 <w:bCs w:val="false"/>
                 <w:color w:val="000000"/>
               </w:rPr>
-              <w:t xml:space="preserve">Live balances &amp; transactions</w:t>
+              <w:t xml:space="preserve">Document/statement upload</w:t>
             </w:r>
           </w:p>
         </w:tc>
@@ -2019,7 +2019,7 @@
                 <w:bCs w:val="false"/>
                 <w:color w:val="000000"/>
               </w:rPr>
-              <w:t xml:space="preserve">Pull and refresh across connected institutions</w:t>
+              <w:t xml:space="preserve">Primary Phase 1 path: upload CSV/OFX/QFX, detect account, map columns, dedup, commit</w:t>
             </w:r>
           </w:p>
         </w:tc>
@@ -2077,7 +2077,7 @@
                 <w:bCs w:val="false"/>
                 <w:color w:val="000000"/>
               </w:rPr>
-              <w:t xml:space="preserve">Transaction enrichment</w:t>
+              <w:t xml:space="preserve">Manual account / transaction</w:t>
             </w:r>
           </w:p>
         </w:tc>
@@ -2105,7 +2105,7 @@
                 <w:bCs w:val="false"/>
                 <w:color w:val="000000"/>
               </w:rPr>
-              <w:t xml:space="preserve">Clean merchant names, auto-categorize</w:t>
+              <w:t xml:space="preserve">Add cash or unsupported accounts and enter transactions by hand</w:t>
             </w:r>
           </w:p>
         </w:tc>
@@ -2163,7 +2163,7 @@
                 <w:bCs w:val="false"/>
                 <w:color w:val="000000"/>
               </w:rPr>
-              <w:t xml:space="preserve">Manual account / transaction</w:t>
+              <w:t xml:space="preserve">Transaction enrichment &amp; auto-categorization</w:t>
             </w:r>
           </w:p>
         </w:tc>
@@ -2191,7 +2191,7 @@
                 <w:bCs w:val="false"/>
                 <w:color w:val="000000"/>
               </w:rPr>
-              <w:t xml:space="preserve">Add cash or unsupported accounts by hand</w:t>
+              <w:t xml:space="preserve">Clean merchant names, categorize imported data; learns from corrections</w:t>
             </w:r>
           </w:p>
         </w:tc>
@@ -2217,9 +2217,9 @@
               <w:rPr>
                 <w:b/>
                 <w:bCs/>
-                <w:color w:val="B9770E"/>
-              </w:rPr>
-              <w:t xml:space="preserve">P1</w:t>
+                <w:color w:val="C0392B"/>
+              </w:rPr>
+              <w:t xml:space="preserve">P0</w:t>
             </w:r>
           </w:p>
         </w:tc>
@@ -2249,7 +2249,7 @@
                 <w:bCs w:val="false"/>
                 <w:color w:val="000000"/>
               </w:rPr>
-              <w:t xml:space="preserve">CSV import</w:t>
+              <w:t xml:space="preserve">Transaction search &amp; filter</w:t>
             </w:r>
           </w:p>
         </w:tc>
@@ -2277,7 +2277,7 @@
                 <w:bCs w:val="false"/>
                 <w:color w:val="000000"/>
               </w:rPr>
-              <w:t xml:space="preserve">Import statements where connection unavailable</w:t>
+              <w:t xml:space="preserve">Find and slice transactions across accessible accounts</w:t>
             </w:r>
           </w:p>
         </w:tc>
@@ -2335,7 +2335,7 @@
                 <w:bCs w:val="false"/>
                 <w:color w:val="000000"/>
               </w:rPr>
-              <w:t xml:space="preserve">Connection health &amp; re-auth</w:t>
+              <w:t xml:space="preserve">Live aggregation (Plaid)</w:t>
             </w:r>
           </w:p>
         </w:tc>
@@ -2363,7 +2363,7 @@
                 <w:bCs w:val="false"/>
                 <w:color w:val="000000"/>
               </w:rPr>
-              <w:t xml:space="preserve">Surface broken links; prompt reconnection</w:t>
+              <w:t xml:space="preserve">Auto-connect banks/cards: sync, webhooks, connection health &amp; re-auth (no stored credentials)</w:t>
             </w:r>
           </w:p>
         </w:tc>
@@ -2389,95 +2389,9 @@
               <w:rPr>
                 <w:b/>
                 <w:bCs/>
-                <w:color w:val="B9770E"/>
-              </w:rPr>
-              <w:t xml:space="preserve">P1</w:t>
-            </w:r>
-          </w:p>
-        </w:tc>
-      </w:tr>
-      <w:tr>
-        <w:tc>
-          <w:tcPr>
-            <w:tcW w:type="dxa" w:w="2900"/>
-            <w:tcBorders>
-              <w:top w:val="single" w:color="CCCCCC" w:sz="1"/>
-              <w:left w:val="single" w:color="CCCCCC" w:sz="1"/>
-              <w:bottom w:val="single" w:color="CCCCCC" w:sz="1"/>
-              <w:right w:val="single" w:color="CCCCCC" w:sz="1"/>
-            </w:tcBorders>
-            <w:shd w:fill="FFFFFF" w:val="clear"/>
-            <w:tcMar>
-              <w:top w:type="dxa" w:w="80"/>
-              <w:left w:type="dxa" w:w="120"/>
-              <w:bottom w:type="dxa" w:w="80"/>
-              <w:right w:type="dxa" w:w="120"/>
-            </w:tcMar>
-          </w:tcPr>
-          <w:p>
-            <w:r>
-              <w:rPr>
-                <w:b w:val="false"/>
-                <w:bCs w:val="false"/>
-                <w:color w:val="000000"/>
-              </w:rPr>
-              <w:t xml:space="preserve">Transaction search &amp; filter</w:t>
-            </w:r>
-          </w:p>
-        </w:tc>
-        <w:tc>
-          <w:tcPr>
-            <w:tcW w:type="dxa" w:w="5160"/>
-            <w:tcBorders>
-              <w:top w:val="single" w:color="CCCCCC" w:sz="1"/>
-              <w:left w:val="single" w:color="CCCCCC" w:sz="1"/>
-              <w:bottom w:val="single" w:color="CCCCCC" w:sz="1"/>
-              <w:right w:val="single" w:color="CCCCCC" w:sz="1"/>
-            </w:tcBorders>
-            <w:shd w:fill="FFFFFF" w:val="clear"/>
-            <w:tcMar>
-              <w:top w:type="dxa" w:w="80"/>
-              <w:left w:type="dxa" w:w="120"/>
-              <w:bottom w:type="dxa" w:w="80"/>
-              <w:right w:type="dxa" w:w="120"/>
-            </w:tcMar>
-          </w:tcPr>
-          <w:p>
-            <w:r>
-              <w:rPr>
-                <w:b w:val="false"/>
-                <w:bCs w:val="false"/>
-                <w:color w:val="000000"/>
-              </w:rPr>
-              <w:t xml:space="preserve">Find and slice transactions across accounts</w:t>
-            </w:r>
-          </w:p>
-        </w:tc>
-        <w:tc>
-          <w:tcPr>
-            <w:tcW w:type="dxa" w:w="1300"/>
-            <w:tcBorders>
-              <w:top w:val="single" w:color="CCCCCC" w:sz="1"/>
-              <w:left w:val="single" w:color="CCCCCC" w:sz="1"/>
-              <w:bottom w:val="single" w:color="CCCCCC" w:sz="1"/>
-              <w:right w:val="single" w:color="CCCCCC" w:sz="1"/>
-            </w:tcBorders>
-            <w:shd w:fill="FFFFFF" w:val="clear"/>
-            <w:tcMar>
-              <w:top w:type="dxa" w:w="80"/>
-              <w:left w:type="dxa" w:w="120"/>
-              <w:bottom w:type="dxa" w:w="80"/>
-              <w:right w:type="dxa" w:w="120"/>
-            </w:tcMar>
-          </w:tcPr>
-          <w:p>
-            <w:r>
-              <w:rPr>
-                <w:b/>
-                <w:bCs/>
-                <w:color w:val="B9770E"/>
-              </w:rPr>
-              <w:t xml:space="preserve">P1</w:t>
+                <w:color w:val="1F8A4C"/>
+              </w:rPr>
+              <w:t xml:space="preserve">P2</w:t>
             </w:r>
           </w:p>
         </w:tc>
